--- a/Gestor_de_Inventarios/tarifarios/Tarifario_Camisas_2026.docx
+++ b/Gestor_de_Inventarios/tarifarios/Tarifario_Camisas_2026.docx
@@ -3132,7 +3132,7 @@
                       <w:color w:val="1E3A6E"/>
                       <w:sz w:val="18"/>
                     </w:rPr>
-                    <w:t>$265</w:t>
+                    <w:t>$200 · especial en caja</w:t>
                   </w:r>
                 </w:p>
               </w:tc>
